--- a/content/Bios/Robert_Campbell.docx
+++ b/content/Bios/Robert_Campbell.docx
@@ -1,610 +1,8 @@
 
 <file path=word/document.xml><?xml version="1.0" encoding="utf-8"?>
-<w:document xmlns:w14="http://schemas.microsoft.com/office/word/2010/wordml" xmlns:wp14="http://schemas.microsoft.com/office/word/2010/wordprocessingDrawing" xmlns:w="http://schemas.openxmlformats.org/wordprocessingml/2006/main" xmlns:m="http://schemas.openxmlformats.org/officeDocument/2006/math" xmlns:r="http://schemas.openxmlformats.org/officeDocument/2006/relationships" xmlns:o="urn:schemas-microsoft-com:office:office" xmlns:v="urn:schemas-microsoft-com:vml" xmlns:w10="urn:schemas-microsoft-com:office:word" xmlns:a="http://schemas.openxmlformats.org/drawingml/2006/main" xmlns:pic="http://schemas.openxmlformats.org/drawingml/2006/picture" xmlns:wp="http://schemas.openxmlformats.org/drawingml/2006/wordprocessingDrawing" xmlns:mc="http://schemas.openxmlformats.org/markup-compatibility/2006" mc:Ignorable="w14 wp14">
+<w:document xmlns:ns1="http://schemas.openxmlformats.org/markup-compatibility/2006" xmlns:ns2="http://schemas.microsoft.com/office/word/2010/wordml" xmlns:w="http://schemas.openxmlformats.org/wordprocessingml/2006/main" ns1:Ignorable="w14 wp14">
   <w:body>
-    <w:p xmlns:wp14="http://schemas.microsoft.com/office/word/2010/wordml" wp14:textId="77777777">
-      <w:pPr>
-        <w:pStyle w:val="FirstParagraph"/>
-      </w:pPr>
-      <w:r>
-        <w:rPr/>
-        <w:t>2008 Hall of Fame Inductee Robert</w:t>
-      </w:r>
-      <w:r>
-        <w:rPr/>
-        <w:t xml:space="preserve"> </w:t>
-      </w:r>
-      <w:r>
-        <w:rPr/>
-        <w:t>‘</w:t>
-      </w:r>
-      <w:r>
-        <w:rPr/>
-        <w:t>Bus’</w:t>
-      </w:r>
-      <w:r>
-        <w:rPr/>
-        <w:t xml:space="preserve"> </w:t>
-      </w:r>
-      <w:r>
-        <w:rPr/>
-        <w:t>Campbell – Fort Morgan</w:t>
-      </w:r>
-      <w:r>
-        <w:rPr/>
-        <w:t xml:space="preserve"> </w:t>
-      </w:r>
-      <w:r>
-        <w:rPr/>
-        <w:t>Robert “Bus” Campbell was born in Fort Morgan and moved to Denver when he was 8 years old.</w:t>
-      </w:r>
-      <w:r>
-        <w:rPr/>
-        <w:t xml:space="preserve"> </w:t>
-      </w:r>
-      <w:r>
-        <w:rPr/>
-        <w:t>He died from an unfortunate fall at the age of 87. He is survived by his wife Helen, Daughters</w:t>
-      </w:r>
-      <w:r>
-        <w:rPr/>
-        <w:t xml:space="preserve"> </w:t>
-      </w:r>
-      <w:r>
-        <w:rPr/>
-        <w:t>Patricia, Cindy, and Sandy; and his son, Gary. Another son, Randy Campbell, who coached</w:t>
-      </w:r>
-      <w:r>
-        <w:rPr/>
-        <w:t xml:space="preserve"> </w:t>
-      </w:r>
-      <w:r>
-        <w:rPr/>
-        <w:t>baseball at Heritage High School, died in 1987.</w:t>
-      </w:r>
-      <w:r>
-        <w:rPr/>
-        <w:t xml:space="preserve"> </w:t>
-      </w:r>
-      <w:r>
-        <w:rPr/>
-        <w:t>Bus graduated from Denver Manual High School in 1939 where he lettered in three sports</w:t>
-      </w:r>
-      <w:r>
-        <w:rPr/>
-        <w:t xml:space="preserve"> </w:t>
-      </w:r>
-      <w:r>
-        <w:rPr/>
-        <w:t xml:space="preserve">including baseball, basketball, and football. He became a member of </w:t>
-      </w:r>
-      <w:r>
-        <w:rPr/>
-        <w:t>Manual</w:t>
-      </w:r>
-      <w:r>
-        <w:rPr/>
-        <w:t xml:space="preserve"> State Basketball</w:t>
-      </w:r>
-      <w:r>
-        <w:rPr/>
-        <w:t xml:space="preserve"> </w:t>
-      </w:r>
-      <w:r>
-        <w:rPr/>
-        <w:t>Champions in 1938.</w:t>
-      </w:r>
-      <w:r>
-        <w:rPr/>
-        <w:t xml:space="preserve"> </w:t>
-      </w:r>
-      <w:r>
-        <w:rPr/>
-        <w:t>After high school, Bus became a member of the United States Coast Guard from 1942 until 1945.</w:t>
-      </w:r>
-      <w:r>
-        <w:rPr/>
-        <w:t xml:space="preserve"> </w:t>
-      </w:r>
-      <w:r>
-        <w:rPr/>
-        <w:t xml:space="preserve">He attended the University of Denver and graduated in 1959 with a </w:t>
-      </w:r>
-      <w:r>
-        <w:rPr/>
-        <w:t>Bachelor’s degree in Health</w:t>
-      </w:r>
-      <w:r>
-        <w:rPr/>
-        <w:t>,</w:t>
-      </w:r>
-      <w:r>
-        <w:rPr/>
-        <w:t xml:space="preserve"> </w:t>
-      </w:r>
-      <w:r>
-        <w:rPr/>
-        <w:t>Physical Education and Recreation.</w:t>
-      </w:r>
-      <w:r>
-        <w:rPr/>
-        <w:t xml:space="preserve"> </w:t>
-      </w:r>
-      <w:r>
-        <w:rPr/>
-        <w:t>For the next 22 years, Bus worked as a physical education teacher in the Littleton Public</w:t>
-      </w:r>
-      <w:r>
-        <w:rPr/>
-        <w:t xml:space="preserve"> </w:t>
-      </w:r>
-      <w:r>
-        <w:rPr/>
-        <w:t>Schools, and in 1970 his efforts earned him the honor of Littleton Public Servant of the Year.</w:t>
-      </w:r>
-      <w:r>
-        <w:rPr/>
-        <w:t xml:space="preserve"> </w:t>
-      </w:r>
-      <w:r>
-        <w:rPr/>
-        <w:t xml:space="preserve">While teaching, Bus also </w:t>
-      </w:r>
-      <w:r>
-        <w:rPr/>
-        <w:t>maintained</w:t>
-      </w:r>
-      <w:r>
-        <w:rPr/>
-        <w:t xml:space="preserve"> careers as a major league talent scout and a local pitching</w:t>
-      </w:r>
-      <w:r>
-        <w:rPr/>
-        <w:t xml:space="preserve"> </w:t>
-      </w:r>
-      <w:r>
-        <w:rPr/>
-        <w:t>coach. It was as a pitching coach that he distinguished himself as one of the best in the business.</w:t>
-      </w:r>
-      <w:r>
-        <w:rPr/>
-        <w:t xml:space="preserve"> </w:t>
-      </w:r>
-      <w:r>
-        <w:rPr/>
-        <w:t xml:space="preserve">Bus coached with </w:t>
-      </w:r>
-      <w:r>
-        <w:rPr/>
-        <w:t>numerous</w:t>
-      </w:r>
-      <w:r>
-        <w:rPr/>
-        <w:t xml:space="preserve"> organizations including local high schools, colleges, the American</w:t>
-      </w:r>
-      <w:r>
-        <w:rPr/>
-        <w:t xml:space="preserve"> </w:t>
-      </w:r>
-      <w:r>
-        <w:rPr/>
-        <w:t>Legion and High School baseball. Soon becoming involved with the program at the University of</w:t>
-      </w:r>
-      <w:r>
-        <w:rPr/>
-        <w:t xml:space="preserve"> </w:t>
-      </w:r>
-      <w:r>
-        <w:rPr/>
-        <w:t xml:space="preserve">Colorado and eventually becoming a key member of the </w:t>
-      </w:r>
-      <w:r>
-        <w:rPr/>
-        <w:t>highly successful</w:t>
-      </w:r>
-      <w:r>
-        <w:rPr/>
-        <w:t xml:space="preserve"> Boulder Collegians</w:t>
-      </w:r>
-      <w:r>
-        <w:rPr/>
-        <w:t xml:space="preserve"> </w:t>
-      </w:r>
-      <w:r>
-        <w:rPr/>
-        <w:t>Semi-Pro baseball team.</w:t>
-      </w:r>
-      <w:r>
-        <w:rPr/>
-        <w:t xml:space="preserve"> </w:t>
-      </w:r>
-      <w:r>
-        <w:rPr/>
-        <w:t xml:space="preserve">He began scouting in 1951 with the Milwaukee </w:t>
-      </w:r>
-      <w:r>
-        <w:rPr/>
-        <w:t>Braves</w:t>
-      </w:r>
-      <w:r>
-        <w:rPr/>
-        <w:t xml:space="preserve"> and his career as a major league talent</w:t>
-      </w:r>
-      <w:r>
-        <w:rPr/>
-        <w:t xml:space="preserve"> </w:t>
-      </w:r>
-      <w:r>
-        <w:rPr/>
-        <w:t>hunter spans 30 years with five different clubs. Many a young Colorado man got his chance in</w:t>
-      </w:r>
-      <w:r>
-        <w:rPr/>
-        <w:t xml:space="preserve"> </w:t>
-      </w:r>
-      <w:r>
-        <w:rPr/>
-        <w:t>professional baseball because of Bus Campbell.</w:t>
-      </w:r>
-      <w:r>
-        <w:rPr/>
-        <w:t xml:space="preserve"> </w:t>
-      </w:r>
-      <w:r>
-        <w:rPr/>
-        <w:t>Bus was scouting for the Blue Jays when he began working with the Arvada 14-year-old Roy</w:t>
-      </w:r>
-      <w:r>
-        <w:rPr/>
-        <w:t xml:space="preserve"> </w:t>
-      </w:r>
-      <w:r>
-        <w:rPr/>
-        <w:t>Halladay in 1995. Toronto drafted Halladay in the first round out of Arvada West High School.</w:t>
-      </w:r>
-      <w:r>
-        <w:rPr/>
-        <w:t xml:space="preserve"> </w:t>
-      </w:r>
-      <w:r>
-        <w:rPr/>
-        <w:t>That Christmas, Halladay gave a grandfather clock to Bus</w:t>
-      </w:r>
-      <w:r>
-        <w:rPr/>
-        <w:t xml:space="preserve"> </w:t>
-      </w:r>
-      <w:r>
-        <w:rPr/>
-        <w:t>“because he’s like a grandfather to</w:t>
-      </w:r>
-      <w:r>
-        <w:rPr/>
-        <w:t xml:space="preserve"> </w:t>
-      </w:r>
-      <w:r>
-        <w:rPr/>
-        <w:t>me.”</w:t>
-      </w:r>
-      <w:r>
-        <w:rPr/>
-        <w:t xml:space="preserve"> </w:t>
-      </w:r>
-      <w:r>
-        <w:rPr/>
-        <w:t>Roy spoke regularly with Bus about pitching fine points after his games, which Bus</w:t>
-      </w:r>
-      <w:r>
-        <w:rPr/>
-        <w:t xml:space="preserve"> </w:t>
-      </w:r>
-      <w:r>
-        <w:rPr/>
-        <w:t>watched regularly via the satellite dish Roy gave to him.</w:t>
-      </w:r>
-      <w:r>
-        <w:rPr/>
-        <w:t xml:space="preserve"> </w:t>
-      </w:r>
-      <w:r>
-        <w:rPr/>
-        <w:t>As a pitching coach, Bus has distinguished himself as a man without peer in Colorado. No less</w:t>
-      </w:r>
-      <w:r>
-        <w:rPr/>
-        <w:t xml:space="preserve"> </w:t>
-      </w:r>
-      <w:r>
-        <w:rPr/>
-        <w:t>than 82 of his former pupils have gone on to pitch professionally in the Major Leagues. Some of</w:t>
-      </w:r>
-      <w:r>
-        <w:rPr/>
-        <w:t xml:space="preserve"> </w:t>
-      </w:r>
-      <w:r>
-        <w:rPr/>
-        <w:t xml:space="preserve">that </w:t>
-      </w:r>
-      <w:r>
-        <w:rPr/>
-        <w:t>long list</w:t>
-      </w:r>
-      <w:r>
-        <w:rPr/>
-        <w:t xml:space="preserve"> includes Roy Halladay, Burt Hooton, Mark Huismann, Scott Elarton, Jamie Moyer,</w:t>
-      </w:r>
-      <w:r>
-        <w:rPr/>
-        <w:t xml:space="preserve"> </w:t>
-      </w:r>
-      <w:r>
-        <w:rPr/>
-        <w:t>Brian Fisher, Bob Welch, Brad Lidge, Danny Jackson, Ed Lunch, Craig Lefferts, Tim Lollar, Jay</w:t>
-      </w:r>
-      <w:r>
-        <w:rPr/>
-        <w:t xml:space="preserve"> </w:t>
-      </w:r>
-      <w:r>
-        <w:rPr/>
-        <w:t xml:space="preserve">Howell, Mark Knudson, Mike Trujillo, Darrel </w:t>
-      </w:r>
-      <w:r>
-        <w:rPr/>
-        <w:t>Akerfelds</w:t>
-      </w:r>
-      <w:r>
-        <w:rPr/>
-        <w:t xml:space="preserve">, George Frazier, Clint </w:t>
-      </w:r>
-      <w:r>
-        <w:rPr/>
-        <w:t>Zavaras</w:t>
-      </w:r>
-      <w:r>
-        <w:rPr/>
-        <w:t>, Steve</w:t>
-      </w:r>
-      <w:r>
-        <w:rPr/>
-        <w:t xml:space="preserve"> </w:t>
-      </w:r>
-      <w:r>
-        <w:rPr/>
-        <w:t>Busby, Dick Ruthven, and Nick Willhite.</w:t>
-      </w:r>
-      <w:r>
-        <w:rPr/>
-        <w:t xml:space="preserve"> </w:t>
-      </w:r>
-      <w:r>
-        <w:rPr/>
-        <w:t>In 1985, 25 former Campbell pupils pitched in the Major Leagues, winning 107 games, and</w:t>
-      </w:r>
-      <w:r>
-        <w:rPr/>
-        <w:t xml:space="preserve"> </w:t>
-      </w:r>
-      <w:r>
-        <w:rPr/>
-        <w:t xml:space="preserve">saving 80 more. </w:t>
-      </w:r>
-      <w:r>
-        <w:rPr/>
-        <w:t>They appeared in a total of 731 major league games!</w:t>
-      </w:r>
-      <w:r>
-        <w:rPr/>
-        <w:t xml:space="preserve"> </w:t>
-      </w:r>
-      <w:r>
-        <w:rPr/>
-        <w:t>During a reception in Colorado Springs honoring Gossage’s election to the Baseball Hall of</w:t>
-      </w:r>
-      <w:r>
-        <w:rPr/>
-        <w:t xml:space="preserve"> </w:t>
-      </w:r>
-      <w:r>
-        <w:rPr/>
-        <w:t>Fame, Rich</w:t>
-      </w:r>
-      <w:r>
-        <w:rPr/>
-        <w:t xml:space="preserve"> </w:t>
-      </w:r>
-      <w:r>
-        <w:rPr/>
-        <w:t>“Goose”</w:t>
-      </w:r>
-      <w:r>
-        <w:rPr/>
-        <w:t xml:space="preserve"> </w:t>
-      </w:r>
-      <w:r>
-        <w:rPr/>
-        <w:t>Gossage made special mention of Bus. He said most pitchers who came out</w:t>
-      </w:r>
-      <w:r>
-        <w:rPr/>
-        <w:t xml:space="preserve"> </w:t>
-      </w:r>
-      <w:r>
-        <w:rPr/>
-        <w:t>of this area lost one of their biggest mentors.</w:t>
-      </w:r>
-      <w:r>
-        <w:rPr/>
-        <w:t xml:space="preserve"> </w:t>
-      </w:r>
-      <w:r>
-        <w:rPr/>
-        <w:t>“Bus Campbell was at the top of the chart as a</w:t>
-      </w:r>
-      <w:r>
-        <w:rPr/>
-        <w:t xml:space="preserve"> </w:t>
-      </w:r>
-      <w:r>
-        <w:rPr/>
-        <w:t>pitching coach and as a person. He broke down pitching in terms that everyone could</w:t>
-      </w:r>
-      <w:r>
-        <w:rPr/>
-        <w:t xml:space="preserve"> </w:t>
-      </w:r>
-      <w:r>
-        <w:rPr/>
-        <w:t xml:space="preserve">understand. I </w:t>
-      </w:r>
-      <w:r>
-        <w:rPr/>
-        <w:t>didn’t</w:t>
-      </w:r>
-      <w:r>
-        <w:rPr/>
-        <w:t xml:space="preserve"> meet Bus until later in my career, but he helped add three of four years to</w:t>
-      </w:r>
-      <w:r>
-        <w:rPr/>
-        <w:t xml:space="preserve"> </w:t>
-      </w:r>
-      <w:r>
-        <w:rPr/>
-        <w:t>my career.”</w:t>
-      </w:r>
-      <w:r>
-        <w:rPr/>
-        <w:t xml:space="preserve"> </w:t>
-      </w:r>
-      <w:r>
-        <w:rPr/>
-        <w:t>Bus Campbell is unique among nominees for this prestigious honor. He does not have a head</w:t>
-      </w:r>
-      <w:r>
-        <w:rPr/>
-        <w:t xml:space="preserve"> </w:t>
-      </w:r>
-      <w:r>
-        <w:rPr/>
-        <w:t>coaching record, nor is he a household name. He has preferred to remain in the background,</w:t>
-      </w:r>
-      <w:r>
-        <w:rPr/>
-        <w:t xml:space="preserve"> </w:t>
-      </w:r>
-      <w:r>
-        <w:rPr/>
-        <w:t>gaining all his satisfaction from the success of those with whom he has worked. He has never</w:t>
-      </w:r>
-      <w:r>
-        <w:rPr/>
-        <w:t xml:space="preserve"> </w:t>
-      </w:r>
-      <w:r>
-        <w:rPr/>
-        <w:t xml:space="preserve">sought any kind of reward for this work; instead, he </w:t>
-      </w:r>
-      <w:r>
-        <w:rPr/>
-        <w:t>settles for</w:t>
-      </w:r>
-      <w:r>
-        <w:rPr/>
-        <w:t xml:space="preserve"> quiet satisfaction when he sees</w:t>
-      </w:r>
-      <w:r>
-        <w:rPr/>
-        <w:t xml:space="preserve"> </w:t>
-      </w:r>
-      <w:r>
-        <w:rPr/>
-        <w:t>former pupils achieving widespread acclaim. To compliment the established players, he adds a</w:t>
-      </w:r>
-      <w:r>
-        <w:rPr/>
-        <w:t xml:space="preserve"> </w:t>
-      </w:r>
-      <w:r>
-        <w:rPr/>
-        <w:t>new crop of Campbell pupils</w:t>
-      </w:r>
-      <w:r>
-        <w:rPr/>
-        <w:t xml:space="preserve"> he</w:t>
-      </w:r>
-      <w:r>
-        <w:rPr/>
-        <w:t xml:space="preserve"> was proud to </w:t>
-      </w:r>
-      <w:r>
-        <w:rPr/>
-        <w:t>coach like</w:t>
-      </w:r>
-      <w:r>
-        <w:rPr/>
-        <w:t xml:space="preserve"> Mark Langston, Danny Jackson, and</w:t>
-      </w:r>
-      <w:r>
-        <w:rPr/>
-        <w:t xml:space="preserve"> </w:t>
-      </w:r>
-      <w:r>
-        <w:rPr/>
-        <w:t>Brian Fisher.</w:t>
-      </w:r>
-      <w:r>
-        <w:rPr/>
-        <w:t xml:space="preserve"> </w:t>
-      </w:r>
-      <w:r>
-        <w:rPr/>
-        <w:t>It has been well publicized that Colorado has turned out more than its fair share of professional</w:t>
-      </w:r>
-      <w:r>
-        <w:rPr/>
-        <w:t xml:space="preserve"> </w:t>
-      </w:r>
-      <w:r>
-        <w:rPr/>
-        <w:t>baseball players. It is no coincidence that most of them are pitchers; Bus Campbell has been a</w:t>
-      </w:r>
-      <w:r>
-        <w:rPr/>
-        <w:t xml:space="preserve"> </w:t>
-      </w:r>
-      <w:r>
-        <w:rPr/>
-        <w:t>major reason. Many of us owe our careers to him.</w:t>
-      </w:r>
-    </w:p>
-    <w:p>
-      <w:pPr>
-        <w:pStyle w:val="BodyText"/>
-      </w:pPr>
-    </w:p>
-    <w:p>
-      <w:pPr>
-        <w:pStyle w:val="Heading2"/>
-        <w:spacing w:before="261" w:beforeAutospacing="off" w:after="261" w:afterAutospacing="off" w:line="300" w:lineRule="auto"/>
-      </w:pPr>
-      <w:r>
-        <w:rPr>
-          <w:rFonts w:ascii="Segoe UI" w:hAnsi="Segoe UI" w:eastAsia="Segoe UI" w:cs="Segoe UI"/>
-          <w:b w:val="1"/>
-          <w:bCs w:val="1"/>
-          <w:i w:val="0"/>
-          <w:iCs w:val="0"/>
-          <w:noProof w:val="0"/>
-          <w:sz w:val="31"/>
-          <w:szCs w:val="31"/>
-          <w:lang w:val="en-US"/>
-        </w:rPr>
-        <w:t>Revised Biography: Robert “Bus” Campbell</w:t>
-      </w:r>
-    </w:p>
-    <w:p>
+    <w:p ns2:paraId="0965585B" ns2:textId="42D9D909">
       <w:pPr>
         <w:pStyle w:val="Heading3"/>
         <w:spacing w:before="246" w:beforeAutospacing="off" w:after="246" w:afterAutospacing="off" w:line="300" w:lineRule="auto"/>
@@ -624,7 +22,7 @@
         <w:t>2008 Hall of Fame Inductee – Fort Morgan</w:t>
       </w:r>
     </w:p>
-    <w:p>
+    <w:p ns2:paraId="75F2FD9C" ns2:textId="1A8EF235">
       <w:pPr>
         <w:spacing w:before="0" w:beforeAutospacing="off" w:after="0" w:afterAutospacing="off" w:line="300" w:lineRule="auto"/>
         <w:rPr>
@@ -710,7 +108,7 @@
         <w:t xml:space="preserve"> in 1939, lettering in baseball, basketball, and football, and was a member of Manual’s 1938 State Basketball Championship team.</w:t>
       </w:r>
     </w:p>
-    <w:p>
+    <w:p ns2:paraId="2687E2E8" ns2:textId="06A675F6">
       <w:pPr>
         <w:spacing w:before="0" w:beforeAutospacing="off" w:after="0" w:afterAutospacing="off" w:line="300" w:lineRule="auto"/>
         <w:rPr>
@@ -880,7 +278,7 @@
         <w:t xml:space="preserve"> semi‑pro team.</w:t>
       </w:r>
     </w:p>
-    <w:p>
+    <w:p ns2:paraId="369FC2AF" ns2:textId="5620D404">
       <w:pPr>
         <w:spacing w:before="0" w:beforeAutospacing="off" w:after="0" w:afterAutospacing="off" w:line="300" w:lineRule="auto"/>
         <w:rPr>
@@ -994,7 +392,7 @@
         <w:t xml:space="preserve"> clock as gestures of gratitude.</w:t>
       </w:r>
     </w:p>
-    <w:p>
+    <w:p ns2:paraId="270889DA" ns2:textId="3277F065">
       <w:pPr>
         <w:spacing w:before="0" w:beforeAutospacing="off" w:after="0" w:afterAutospacing="off" w:line="300" w:lineRule="auto"/>
         <w:rPr>
@@ -1080,7 +478,7 @@
         <w:t>, Steve Busby, Dick Ruthven, and Nick Willhite. In 1985 alone, twenty‑five former Campbell pupils appeared in 731 major league games, winning 107 contests and recording 80 saves.</w:t>
       </w:r>
     </w:p>
-    <w:p>
+    <w:p ns2:paraId="1A71B2CD" ns2:textId="745B6C5B">
       <w:pPr>
         <w:spacing w:before="0" w:beforeAutospacing="off" w:after="0" w:afterAutospacing="off" w:line="300" w:lineRule="auto"/>
         <w:rPr>
@@ -1166,7 +564,7 @@
         <w:t xml:space="preserve"> Colorado’s remarkable tradition of producing elite pitchers owes much to his quiet dedication, and many former players credit their careers to his guidance.</w:t>
       </w:r>
     </w:p>
-    <w:p>
+    <w:p ns2:paraId="08EE5ACF" ns2:textId="5405B9E5">
       <w:pPr>
         <w:pStyle w:val="BodyText"/>
       </w:pPr>
